--- a/public/assets/files/stacjonarne/SCR.docx
+++ b/public/assets/files/stacjonarne/SCR.docx
@@ -523,6 +523,7 @@
                 <w:i w:val="0"/>
                 <w:sz w:val="22"/>
               </w:rPr>
+              <w:t>I</w:t>
             </w:r>
           </w:p>
         </w:tc>
@@ -560,6 +561,7 @@
                 <w:i w:val="0"/>
                 <w:sz w:val="22"/>
               </w:rPr>
+              <w:t>obligatoryjny</w:t>
             </w:r>
           </w:p>
         </w:tc>

--- a/public/assets/files/stacjonarne/SCR.docx
+++ b/public/assets/files/stacjonarne/SCR.docx
@@ -681,12 +681,22 @@
         <w:tblW w:w="5000" w:type="pct"/>
       </w:tblPr>
       <w:tblGrid>
-        <w:gridCol w:w="9972"/>
+        <w:gridCol w:w="997"/>
+        <w:gridCol w:w="997"/>
+        <w:gridCol w:w="997"/>
+        <w:gridCol w:w="997"/>
+        <w:gridCol w:w="997"/>
+        <w:gridCol w:w="997"/>
+        <w:gridCol w:w="997"/>
+        <w:gridCol w:w="997"/>
+        <w:gridCol w:w="997"/>
+        <w:gridCol w:w="997"/>
       </w:tblGrid>
       <w:tr>
         <w:tc>
           <w:tcPr>
-            <w:tcW w:type="dxa" w:w="9972"/>
+            <w:tcW w:type="dxa" w:w="9970"/>
+            <w:gridSpan w:val="10"/>
             <w:shd w:val="clear" w:color="auto" w:fill="D9D9D9"/>
           </w:tcPr>
           <w:p>
@@ -705,31 +715,34 @@
           </w:p>
         </w:tc>
       </w:tr>
-    </w:tbl>
-    <w:tbl>
-      <w:tblPr>
-        <w:tblW w:type="auto" w:w="0"/>
-        <w:tblLook w:firstColumn="1" w:firstRow="1" w:lastColumn="0" w:lastRow="0" w:noHBand="0" w:noVBand="1" w:val="04A0"/>
-        <w:tblBorders>
-          <w:top w:val="single" w:sz="4" w:space="0" w:color="000000"/>
-          <w:left w:val="single" w:sz="4" w:space="0" w:color="000000"/>
-          <w:bottom w:val="single" w:sz="4" w:space="0" w:color="000000"/>
-          <w:right w:val="single" w:sz="4" w:space="0" w:color="000000"/>
-          <w:insideH w:val="single" w:sz="4" w:space="0" w:color="000000"/>
-          <w:insideV w:val="single" w:sz="4" w:space="0" w:color="000000"/>
-        </w:tblBorders>
-        <w:tblW w:w="5000" w:type="pct"/>
-      </w:tblPr>
-      <w:tblGrid>
-        <w:gridCol w:w="2493"/>
-        <w:gridCol w:w="2493"/>
-        <w:gridCol w:w="2493"/>
-        <w:gridCol w:w="2493"/>
-      </w:tblGrid>
       <w:tr>
         <w:tc>
           <w:tcPr>
-            <w:tcW w:type="dxa" w:w="2493"/>
+            <w:tcW w:type="dxa" w:w="9970"/>
+            <w:gridSpan w:val="10"/>
+            <w:shd w:val="clear" w:color="auto" w:fill="D9D9D9"/>
+          </w:tcPr>
+          <w:p>
+            <w:pPr>
+              <w:spacing w:before="20" w:after="20"/>
+            </w:pPr>
+            <w:r>
+              <w:rPr>
+                <w:rFonts w:ascii="Aptos" w:hAnsi="Aptos"/>
+                <w:b w:val="0"/>
+                <w:i w:val="0"/>
+                <w:sz w:val="16"/>
+              </w:rPr>
+              <w:t>Wymiar godzinowy (liczba godzin w semestrze)</w:t>
+            </w:r>
+          </w:p>
+        </w:tc>
+      </w:tr>
+      <w:tr>
+        <w:tc>
+          <w:tcPr>
+            <w:tcW w:type="dxa" w:w="1994"/>
+            <w:gridSpan w:val="2"/>
             <w:shd w:val="clear" w:color="auto" w:fill="D9D9D9"/>
           </w:tcPr>
           <w:p>
@@ -749,7 +762,8 @@
         </w:tc>
         <w:tc>
           <w:tcPr>
-            <w:tcW w:type="dxa" w:w="2493"/>
+            <w:tcW w:type="dxa" w:w="2991"/>
+            <w:gridSpan w:val="3"/>
             <w:shd w:val="clear" w:color="auto" w:fill="D9D9D9"/>
           </w:tcPr>
           <w:p>
@@ -769,7 +783,8 @@
         </w:tc>
         <w:tc>
           <w:tcPr>
-            <w:tcW w:type="dxa" w:w="2493"/>
+            <w:tcW w:type="dxa" w:w="2991"/>
+            <w:gridSpan w:val="3"/>
             <w:shd w:val="clear" w:color="auto" w:fill="D9D9D9"/>
           </w:tcPr>
           <w:p>
@@ -789,7 +804,8 @@
         </w:tc>
         <w:tc>
           <w:tcPr>
-            <w:tcW w:type="dxa" w:w="2493"/>
+            <w:tcW w:type="dxa" w:w="1994"/>
+            <w:gridSpan w:val="2"/>
             <w:shd w:val="clear" w:color="auto" w:fill="D9D9D9"/>
           </w:tcPr>
           <w:p>
@@ -811,7 +827,8 @@
       <w:tr>
         <w:tc>
           <w:tcPr>
-            <w:tcW w:type="dxa" w:w="2493"/>
+            <w:tcW w:type="dxa" w:w="1994"/>
+            <w:gridSpan w:val="2"/>
           </w:tcPr>
           <w:p>
             <w:pPr>
@@ -830,7 +847,8 @@
         </w:tc>
         <w:tc>
           <w:tcPr>
-            <w:tcW w:type="dxa" w:w="2493"/>
+            <w:tcW w:type="dxa" w:w="2991"/>
+            <w:gridSpan w:val="3"/>
           </w:tcPr>
           <w:p>
             <w:pPr>
@@ -849,7 +867,8 @@
         </w:tc>
         <w:tc>
           <w:tcPr>
-            <w:tcW w:type="dxa" w:w="2493"/>
+            <w:tcW w:type="dxa" w:w="2991"/>
+            <w:gridSpan w:val="3"/>
           </w:tcPr>
           <w:p>
             <w:pPr>
@@ -868,7 +887,8 @@
         </w:tc>
         <w:tc>
           <w:tcPr>
-            <w:tcW w:type="dxa" w:w="2493"/>
+            <w:tcW w:type="dxa" w:w="1994"/>
+            <w:gridSpan w:val="2"/>
           </w:tcPr>
           <w:p>
             <w:pPr>
@@ -886,30 +906,34 @@
           </w:p>
         </w:tc>
       </w:tr>
-    </w:tbl>
-    <w:tbl>
-      <w:tblPr>
-        <w:tblW w:type="auto" w:w="0"/>
-        <w:tblLook w:firstColumn="1" w:firstRow="1" w:lastColumn="0" w:lastRow="0" w:noHBand="0" w:noVBand="1" w:val="04A0"/>
-        <w:tblBorders>
-          <w:top w:val="single" w:sz="4" w:space="0" w:color="000000"/>
-          <w:left w:val="single" w:sz="4" w:space="0" w:color="000000"/>
-          <w:bottom w:val="single" w:sz="4" w:space="0" w:color="000000"/>
-          <w:right w:val="single" w:sz="4" w:space="0" w:color="000000"/>
-          <w:insideH w:val="single" w:sz="4" w:space="0" w:color="000000"/>
-          <w:insideV w:val="single" w:sz="4" w:space="0" w:color="000000"/>
-        </w:tblBorders>
-        <w:tblW w:w="5000" w:type="pct"/>
-      </w:tblPr>
-      <w:tblGrid>
-        <w:gridCol w:w="3324"/>
-        <w:gridCol w:w="3324"/>
-        <w:gridCol w:w="3324"/>
-      </w:tblGrid>
       <w:tr>
         <w:tc>
           <w:tcPr>
-            <w:tcW w:type="dxa" w:w="3324"/>
+            <w:tcW w:type="dxa" w:w="9970"/>
+            <w:gridSpan w:val="10"/>
+            <w:shd w:val="clear" w:color="auto" w:fill="D9D9D9"/>
+          </w:tcPr>
+          <w:p>
+            <w:pPr>
+              <w:spacing w:before="20" w:after="20"/>
+            </w:pPr>
+            <w:r>
+              <w:rPr>
+                <w:rFonts w:ascii="Aptos" w:hAnsi="Aptos"/>
+                <w:b/>
+                <w:i w:val="0"/>
+                <w:sz w:val="22"/>
+              </w:rPr>
+              <w:t>Bilans ECTS</w:t>
+            </w:r>
+          </w:p>
+        </w:tc>
+      </w:tr>
+      <w:tr>
+        <w:tc>
+          <w:tcPr>
+            <w:tcW w:type="dxa" w:w="4985"/>
+            <w:gridSpan w:val="5"/>
             <w:shd w:val="clear" w:color="auto" w:fill="D9D9D9"/>
           </w:tcPr>
           <w:p>
@@ -929,7 +953,8 @@
         </w:tc>
         <w:tc>
           <w:tcPr>
-            <w:tcW w:type="dxa" w:w="3324"/>
+            <w:tcW w:type="dxa" w:w="2991"/>
+            <w:gridSpan w:val="3"/>
             <w:shd w:val="clear" w:color="auto" w:fill="D9D9D9"/>
           </w:tcPr>
           <w:p>
@@ -949,7 +974,8 @@
         </w:tc>
         <w:tc>
           <w:tcPr>
-            <w:tcW w:type="dxa" w:w="3324"/>
+            <w:tcW w:type="dxa" w:w="1994"/>
+            <w:gridSpan w:val="2"/>
             <w:shd w:val="clear" w:color="auto" w:fill="D9D9D9"/>
           </w:tcPr>
           <w:p>
@@ -971,7 +997,8 @@
       <w:tr>
         <w:tc>
           <w:tcPr>
-            <w:tcW w:type="dxa" w:w="3324"/>
+            <w:tcW w:type="dxa" w:w="4985"/>
+            <w:gridSpan w:val="5"/>
           </w:tcPr>
           <w:p>
             <w:pPr>
@@ -990,7 +1017,8 @@
         </w:tc>
         <w:tc>
           <w:tcPr>
-            <w:tcW w:type="dxa" w:w="3324"/>
+            <w:tcW w:type="dxa" w:w="2991"/>
+            <w:gridSpan w:val="3"/>
           </w:tcPr>
           <w:p>
             <w:pPr>
@@ -1009,7 +1037,8 @@
         </w:tc>
         <w:tc>
           <w:tcPr>
-            <w:tcW w:type="dxa" w:w="3324"/>
+            <w:tcW w:type="dxa" w:w="1994"/>
+            <w:gridSpan w:val="2"/>
           </w:tcPr>
           <w:p>
             <w:pPr>
@@ -1030,7 +1059,8 @@
       <w:tr>
         <w:tc>
           <w:tcPr>
-            <w:tcW w:type="dxa" w:w="3324"/>
+            <w:tcW w:type="dxa" w:w="4985"/>
+            <w:gridSpan w:val="5"/>
           </w:tcPr>
           <w:p>
             <w:pPr>
@@ -1049,7 +1079,8 @@
         </w:tc>
         <w:tc>
           <w:tcPr>
-            <w:tcW w:type="dxa" w:w="3324"/>
+            <w:tcW w:type="dxa" w:w="2991"/>
+            <w:gridSpan w:val="3"/>
           </w:tcPr>
           <w:p>
             <w:pPr>
@@ -1068,7 +1099,8 @@
         </w:tc>
         <w:tc>
           <w:tcPr>
-            <w:tcW w:type="dxa" w:w="3324"/>
+            <w:tcW w:type="dxa" w:w="1994"/>
+            <w:gridSpan w:val="2"/>
           </w:tcPr>
           <w:p>
             <w:pPr>
@@ -1089,7 +1121,29 @@
       <w:tr>
         <w:tc>
           <w:tcPr>
-            <w:tcW w:type="dxa" w:w="3324"/>
+            <w:tcW w:type="dxa" w:w="4985"/>
+            <w:gridSpan w:val="5"/>
+            <w:shd w:val="clear" w:color="auto" w:fill="D9D9D9"/>
+          </w:tcPr>
+          <w:p>
+            <w:pPr>
+              <w:spacing w:before="20" w:after="20"/>
+            </w:pPr>
+            <w:r>
+              <w:rPr>
+                <w:rFonts w:ascii="Aptos" w:hAnsi="Aptos"/>
+                <w:b/>
+                <w:i w:val="0"/>
+                <w:sz w:val="16"/>
+              </w:rPr>
+              <w:t>Opis samodzielnej pracy studenta</w:t>
+            </w:r>
+          </w:p>
+        </w:tc>
+        <w:tc>
+          <w:tcPr>
+            <w:tcW w:type="dxa" w:w="4985"/>
+            <w:gridSpan w:val="5"/>
           </w:tcPr>
           <w:p>
             <w:pPr>
@@ -1102,45 +1156,7 @@
                 <w:i w:val="0"/>
                 <w:sz w:val="22"/>
               </w:rPr>
-              <w:t>Suma</w:t>
-            </w:r>
-          </w:p>
-        </w:tc>
-        <w:tc>
-          <w:tcPr>
-            <w:tcW w:type="dxa" w:w="3324"/>
-          </w:tcPr>
-          <w:p>
-            <w:pPr>
-              <w:spacing w:before="20" w:after="20"/>
-            </w:pPr>
-            <w:r>
-              <w:rPr>
-                <w:rFonts w:ascii="Aptos" w:hAnsi="Aptos"/>
-                <w:b w:val="0"/>
-                <w:i w:val="0"/>
-                <w:sz w:val="22"/>
-              </w:rPr>
-              <w:t>100</w:t>
-            </w:r>
-          </w:p>
-        </w:tc>
-        <w:tc>
-          <w:tcPr>
-            <w:tcW w:type="dxa" w:w="3324"/>
-          </w:tcPr>
-          <w:p>
-            <w:pPr>
-              <w:spacing w:before="20" w:after="20"/>
-            </w:pPr>
-            <w:r>
-              <w:rPr>
-                <w:rFonts w:ascii="Aptos" w:hAnsi="Aptos"/>
-                <w:b w:val="0"/>
-                <w:i w:val="0"/>
-                <w:sz w:val="22"/>
-              </w:rPr>
-              <w:t>4</w:t>
+              <w:t>Projektowanie systemów czasu rzeczywistego dla zadanej specyfikacji; badania symulacyjne; przygotowanie sprawozdań z laboratoriów; powtórzenie materiału przed kartkówkami.</w:t>
             </w:r>
           </w:p>
         </w:tc>
@@ -1251,7 +1267,97 @@
           <w:tcPr>
             <w:tcW w:type="dxa" w:w="9972"/>
           </w:tcPr>
-          <w:p/>
+          <w:p>
+            <w:pPr>
+              <w:spacing w:before="20" w:after="20"/>
+            </w:pPr>
+            <w:r>
+              <w:rPr>
+                <w:rFonts w:ascii="Aptos" w:hAnsi="Aptos"/>
+                <w:b/>
+                <w:sz w:val="22"/>
+              </w:rPr>
+              <w:t>Wykład:</w:t>
+            </w:r>
+          </w:p>
+          <w:p>
+            <w:pPr>
+              <w:spacing w:before="20" w:after="20"/>
+            </w:pPr>
+            <w:r>
+              <w:rPr>
+                <w:rFonts w:ascii="Aptos" w:hAnsi="Aptos"/>
+                <w:b w:val="0"/>
+                <w:sz w:val="22"/>
+              </w:rPr>
+              <w:t>• wykład z prezentacją multimedialną</w:t>
+            </w:r>
+          </w:p>
+          <w:p>
+            <w:pPr>
+              <w:spacing w:before="20" w:after="20"/>
+            </w:pPr>
+            <w:r>
+              <w:rPr>
+                <w:rFonts w:ascii="Aptos" w:hAnsi="Aptos"/>
+                <w:b w:val="0"/>
+                <w:sz w:val="22"/>
+              </w:rPr>
+              <w:t>• wykład konwersatoryjny (z elementami dyskusji)</w:t>
+            </w:r>
+          </w:p>
+          <w:p>
+            <w:pPr>
+              <w:spacing w:before="20" w:after="20"/>
+            </w:pPr>
+            <w:r>
+              <w:rPr>
+                <w:rFonts w:ascii="Aptos" w:hAnsi="Aptos"/>
+                <w:b/>
+                <w:sz w:val="22"/>
+              </w:rPr>
+              <w:t>Ćwiczenia / Laboratorium:</w:t>
+            </w:r>
+          </w:p>
+          <w:p>
+            <w:pPr>
+              <w:spacing w:before="20" w:after="20"/>
+            </w:pPr>
+            <w:r>
+              <w:rPr>
+                <w:rFonts w:ascii="Aptos" w:hAnsi="Aptos"/>
+                <w:b w:val="0"/>
+                <w:sz w:val="22"/>
+              </w:rPr>
+              <w:t>• rozwiązywanie zadań</w:t>
+            </w:r>
+          </w:p>
+          <w:p>
+            <w:pPr>
+              <w:spacing w:before="20" w:after="20"/>
+            </w:pPr>
+            <w:r>
+              <w:rPr>
+                <w:rFonts w:ascii="Aptos" w:hAnsi="Aptos"/>
+                <w:b w:val="0"/>
+                <w:sz w:val="22"/>
+              </w:rPr>
+              <w:t>• studia przypadków z bazy studiów przypadków opracowanych przez firmy MŚP lub będące efektem staży</w:t>
+            </w:r>
+          </w:p>
+          <w:p>
+            <w:pPr>
+              <w:spacing w:before="20" w:after="20"/>
+            </w:pPr>
+            <w:r>
+              <w:rPr>
+                <w:rFonts w:ascii="Aptos" w:hAnsi="Aptos"/>
+                <w:b w:val="0"/>
+                <w:sz w:val="22"/>
+              </w:rPr>
+              <w:t>• warsztaty</w:t>
+            </w:r>
+          </w:p>
         </w:tc>
       </w:tr>
     </w:tbl>
@@ -1502,175 +1608,7 @@
                 <w:rFonts w:ascii="Aptos" w:hAnsi="Aptos"/>
                 <w:sz w:val="22"/>
               </w:rPr>
-              <w:t>1. wykład z elementami dyskusji z prezentacją multimedialną</w:t>
-            </w:r>
-          </w:p>
-          <w:p>
-            <w:pPr>
-              <w:spacing w:before="20" w:after="20"/>
-            </w:pPr>
-            <w:r>
-              <w:rPr>
-                <w:rFonts w:ascii="Aptos" w:hAnsi="Aptos"/>
-                <w:sz w:val="22"/>
-              </w:rPr>
-              <w:t>2. projektowanie systemów dla zadanej specyfikacji</w:t>
-            </w:r>
-          </w:p>
-          <w:p>
-            <w:pPr>
-              <w:spacing w:before="20" w:after="20"/>
-            </w:pPr>
-            <w:r>
-              <w:rPr>
-                <w:rFonts w:ascii="Aptos" w:hAnsi="Aptos"/>
-                <w:sz w:val="22"/>
-              </w:rPr>
-              <w:t>3. rozwiązywanie zadań projektowych</w:t>
-            </w:r>
-          </w:p>
-          <w:p>
-            <w:pPr>
-              <w:spacing w:before="20" w:after="20"/>
-            </w:pPr>
-            <w:r>
-              <w:rPr>
-                <w:rFonts w:ascii="Aptos" w:hAnsi="Aptos"/>
-                <w:sz w:val="22"/>
-              </w:rPr>
-              <w:t>4. analiza przypadków</w:t>
-            </w:r>
-          </w:p>
-          <w:p>
-            <w:pPr>
-              <w:spacing w:before="20" w:after="20"/>
-            </w:pPr>
-            <w:r>
-              <w:rPr>
-                <w:rFonts w:ascii="Aptos" w:hAnsi="Aptos"/>
-                <w:sz w:val="22"/>
-              </w:rPr>
-              <w:t>5. badania symulacyjne</w:t>
-            </w:r>
-          </w:p>
-          <w:p>
-            <w:pPr>
-              <w:spacing w:before="20" w:after="20"/>
-            </w:pPr>
-            <w:r>
-              <w:rPr>
-                <w:rFonts w:ascii="Aptos" w:hAnsi="Aptos"/>
-                <w:sz w:val="22"/>
-              </w:rPr>
-              <w:t>6. Kryteria oceny</w:t>
-            </w:r>
-          </w:p>
-          <w:p>
-            <w:pPr>
-              <w:spacing w:before="20" w:after="20"/>
-            </w:pPr>
-            <w:r>
-              <w:rPr>
-                <w:rFonts w:ascii="Aptos" w:hAnsi="Aptos"/>
-                <w:sz w:val="22"/>
-              </w:rPr>
-              <w:t>7. Sprawdziany, tzw. wejściówki (średnia za semestr - awe)</w:t>
-            </w:r>
-          </w:p>
-          <w:p>
-            <w:pPr>
-              <w:spacing w:before="20" w:after="20"/>
-            </w:pPr>
-            <w:r>
-              <w:rPr>
-                <w:rFonts w:ascii="Aptos" w:hAnsi="Aptos"/>
-                <w:sz w:val="22"/>
-              </w:rPr>
-              <w:t>8. ocena z aktywności na zajęciach (średnia za semestr - apr)</w:t>
-            </w:r>
-          </w:p>
-          <w:p>
-            <w:pPr>
-              <w:spacing w:before="20" w:after="20"/>
-            </w:pPr>
-            <w:r>
-              <w:rPr>
-                <w:rFonts w:ascii="Aptos" w:hAnsi="Aptos"/>
-                <w:sz w:val="22"/>
-              </w:rPr>
-              <w:t>9. ocena końcowego zaliczenia sprawozdań– kz_sp)</w:t>
-            </w:r>
-          </w:p>
-          <w:p>
-            <w:pPr>
-              <w:spacing w:before="20" w:after="20"/>
-            </w:pPr>
-            <w:r>
-              <w:rPr>
-                <w:rFonts w:ascii="Aptos" w:hAnsi="Aptos"/>
-                <w:sz w:val="22"/>
-              </w:rPr>
-              <w:t>10. Końcowa ocena zaliczenia laboratorium (zl) jest wyznaczana na podstawie poniższego wzoru:</w:t>
-            </w:r>
-          </w:p>
-          <w:p>
-            <w:pPr>
-              <w:spacing w:before="20" w:after="20"/>
-            </w:pPr>
-            <w:r>
-              <w:rPr>
-                <w:rFonts w:ascii="Aptos" w:hAnsi="Aptos"/>
-                <w:sz w:val="22"/>
-              </w:rPr>
-              <w:t>11. zl=(2.0*awe+1,9*apr+1,1*kz_sp)/5</w:t>
-            </w:r>
-          </w:p>
-          <w:p>
-            <w:pPr>
-              <w:spacing w:before="20" w:after="20"/>
-            </w:pPr>
-            <w:r>
-              <w:rPr>
-                <w:rFonts w:ascii="Aptos" w:hAnsi="Aptos"/>
-                <w:sz w:val="22"/>
-              </w:rPr>
-              <w:t>12. Wykład (ocena z wykładu zw) jest zaliczany na podstawie dwóch kartkówek (k1, k2)</w:t>
-            </w:r>
-          </w:p>
-          <w:p>
-            <w:pPr>
-              <w:spacing w:before="20" w:after="20"/>
-            </w:pPr>
-            <w:r>
-              <w:rPr>
-                <w:rFonts w:ascii="Aptos" w:hAnsi="Aptos"/>
-                <w:sz w:val="22"/>
-              </w:rPr>
-              <w:t>13. Każda nieobecność na wykładzie, rozpoczynając od drugiej powoduje obniżenie oceny końcowejzw o wartość 0,1.</w:t>
-            </w:r>
-          </w:p>
-          <w:p>
-            <w:pPr>
-              <w:spacing w:before="20" w:after="20"/>
-            </w:pPr>
-            <w:r>
-              <w:rPr>
-                <w:rFonts w:ascii="Aptos" w:hAnsi="Aptos"/>
-                <w:sz w:val="22"/>
-              </w:rPr>
-              <w:t>14. Ocena końcowa (zal) zaliczająca przedmiot (SCR) jest wyliczana wg poniższego wzoru:</w:t>
-            </w:r>
-          </w:p>
-          <w:p>
-            <w:pPr>
-              <w:spacing w:before="20" w:after="20"/>
-            </w:pPr>
-            <w:r>
-              <w:rPr>
-                <w:rFonts w:ascii="Aptos" w:hAnsi="Aptos"/>
-                <w:sz w:val="22"/>
-              </w:rPr>
-              <w:t>15. przy czym obie oceny składowe muszą być pozytywne.</w:t>
+              <w:t>1. sprawdziany wstępne „wejściówki"</w:t>
             </w:r>
           </w:p>
         </w:tc>
@@ -1687,7 +1625,7 @@
                 <w:rFonts w:ascii="Aptos" w:hAnsi="Aptos"/>
                 <w:sz w:val="22"/>
               </w:rPr>
-              <w:t>1. wykład z elementami dyskusji z prezentacją multimedialną</w:t>
+              <w:t>1. sprawdziany wstępne „wejściówki"</w:t>
             </w:r>
           </w:p>
           <w:p>
@@ -1699,7 +1637,7 @@
                 <w:rFonts w:ascii="Aptos" w:hAnsi="Aptos"/>
                 <w:sz w:val="22"/>
               </w:rPr>
-              <w:t>2. projektowanie systemów dla zadanej specyfikacji</w:t>
+              <w:t>2. raport z wykonanego zadania</w:t>
             </w:r>
           </w:p>
           <w:p>
@@ -1711,151 +1649,7 @@
                 <w:rFonts w:ascii="Aptos" w:hAnsi="Aptos"/>
                 <w:sz w:val="22"/>
               </w:rPr>
-              <w:t>3. rozwiązywanie zadań projektowych</w:t>
-            </w:r>
-          </w:p>
-          <w:p>
-            <w:pPr>
-              <w:spacing w:before="20" w:after="20"/>
-            </w:pPr>
-            <w:r>
-              <w:rPr>
-                <w:rFonts w:ascii="Aptos" w:hAnsi="Aptos"/>
-                <w:sz w:val="22"/>
-              </w:rPr>
-              <w:t>4. analiza przypadków</w:t>
-            </w:r>
-          </w:p>
-          <w:p>
-            <w:pPr>
-              <w:spacing w:before="20" w:after="20"/>
-            </w:pPr>
-            <w:r>
-              <w:rPr>
-                <w:rFonts w:ascii="Aptos" w:hAnsi="Aptos"/>
-                <w:sz w:val="22"/>
-              </w:rPr>
-              <w:t>5. badania symulacyjne</w:t>
-            </w:r>
-          </w:p>
-          <w:p>
-            <w:pPr>
-              <w:spacing w:before="20" w:after="20"/>
-            </w:pPr>
-            <w:r>
-              <w:rPr>
-                <w:rFonts w:ascii="Aptos" w:hAnsi="Aptos"/>
-                <w:sz w:val="22"/>
-              </w:rPr>
-              <w:t>6. Kryteria oceny</w:t>
-            </w:r>
-          </w:p>
-          <w:p>
-            <w:pPr>
-              <w:spacing w:before="20" w:after="20"/>
-            </w:pPr>
-            <w:r>
-              <w:rPr>
-                <w:rFonts w:ascii="Aptos" w:hAnsi="Aptos"/>
-                <w:sz w:val="22"/>
-              </w:rPr>
-              <w:t>7. Sprawdziany, tzw. wejściówki (średnia za semestr - awe)</w:t>
-            </w:r>
-          </w:p>
-          <w:p>
-            <w:pPr>
-              <w:spacing w:before="20" w:after="20"/>
-            </w:pPr>
-            <w:r>
-              <w:rPr>
-                <w:rFonts w:ascii="Aptos" w:hAnsi="Aptos"/>
-                <w:sz w:val="22"/>
-              </w:rPr>
-              <w:t>8. ocena z aktywności na zajęciach (średnia za semestr - apr)</w:t>
-            </w:r>
-          </w:p>
-          <w:p>
-            <w:pPr>
-              <w:spacing w:before="20" w:after="20"/>
-            </w:pPr>
-            <w:r>
-              <w:rPr>
-                <w:rFonts w:ascii="Aptos" w:hAnsi="Aptos"/>
-                <w:sz w:val="22"/>
-              </w:rPr>
-              <w:t>9. ocena końcowego zaliczenia sprawozdań– kz_sp)</w:t>
-            </w:r>
-          </w:p>
-          <w:p>
-            <w:pPr>
-              <w:spacing w:before="20" w:after="20"/>
-            </w:pPr>
-            <w:r>
-              <w:rPr>
-                <w:rFonts w:ascii="Aptos" w:hAnsi="Aptos"/>
-                <w:sz w:val="22"/>
-              </w:rPr>
-              <w:t>10. Końcowa ocena zaliczenia laboratorium (zl) jest wyznaczana na podstawie poniższego wzoru:</w:t>
-            </w:r>
-          </w:p>
-          <w:p>
-            <w:pPr>
-              <w:spacing w:before="20" w:after="20"/>
-            </w:pPr>
-            <w:r>
-              <w:rPr>
-                <w:rFonts w:ascii="Aptos" w:hAnsi="Aptos"/>
-                <w:sz w:val="22"/>
-              </w:rPr>
-              <w:t>11. zl=(2.0*awe+1,9*apr+1,1*kz_sp)/5</w:t>
-            </w:r>
-          </w:p>
-          <w:p>
-            <w:pPr>
-              <w:spacing w:before="20" w:after="20"/>
-            </w:pPr>
-            <w:r>
-              <w:rPr>
-                <w:rFonts w:ascii="Aptos" w:hAnsi="Aptos"/>
-                <w:sz w:val="22"/>
-              </w:rPr>
-              <w:t>12. Wykład (ocena z wykładu zw) jest zaliczany na podstawie dwóch kartkówek (k1, k2)</w:t>
-            </w:r>
-          </w:p>
-          <w:p>
-            <w:pPr>
-              <w:spacing w:before="20" w:after="20"/>
-            </w:pPr>
-            <w:r>
-              <w:rPr>
-                <w:rFonts w:ascii="Aptos" w:hAnsi="Aptos"/>
-                <w:sz w:val="22"/>
-              </w:rPr>
-              <w:t>13. Każda nieobecność na wykładzie, rozpoczynając od drugiej powoduje obniżenie oceny końcowejzw o wartość 0,1.</w:t>
-            </w:r>
-          </w:p>
-          <w:p>
-            <w:pPr>
-              <w:spacing w:before="20" w:after="20"/>
-            </w:pPr>
-            <w:r>
-              <w:rPr>
-                <w:rFonts w:ascii="Aptos" w:hAnsi="Aptos"/>
-                <w:sz w:val="22"/>
-              </w:rPr>
-              <w:t>14. Ocena końcowa (zal) zaliczająca przedmiot (SCR) jest wyliczana wg poniższego wzoru:</w:t>
-            </w:r>
-          </w:p>
-          <w:p>
-            <w:pPr>
-              <w:spacing w:before="20" w:after="20"/>
-            </w:pPr>
-            <w:r>
-              <w:rPr>
-                <w:rFonts w:ascii="Aptos" w:hAnsi="Aptos"/>
-                <w:sz w:val="22"/>
-              </w:rPr>
-              <w:t>15. przy czym obie oceny składowe muszą być pozytywne.</w:t>
+              <w:t>3. ocena pracy podczas ćwiczenia</w:t>
             </w:r>
           </w:p>
         </w:tc>
@@ -2098,14 +1892,14 @@
         <w:tblW w:w="5000" w:type="pct"/>
       </w:tblPr>
       <w:tblGrid>
-        <w:gridCol w:w="3324"/>
-        <w:gridCol w:w="3324"/>
-        <w:gridCol w:w="3324"/>
+        <w:gridCol w:w="680"/>
+        <w:gridCol w:w="4536"/>
+        <w:gridCol w:w="4252"/>
       </w:tblGrid>
       <w:tr>
         <w:tc>
           <w:tcPr>
-            <w:tcW w:type="dxa" w:w="9972"/>
+            <w:tcW w:type="dxa" w:w="9468"/>
             <w:gridSpan w:val="3"/>
             <w:shd w:val="clear" w:color="auto" w:fill="D9D9D9"/>
           </w:tcPr>
@@ -2128,7 +1922,7 @@
       <w:tr>
         <w:tc>
           <w:tcPr>
-            <w:tcW w:type="dxa" w:w="3324"/>
+            <w:tcW w:type="dxa" w:w="680"/>
             <w:shd w:val="clear" w:color="auto" w:fill="D9D9D9"/>
           </w:tcPr>
           <w:p>
@@ -2148,7 +1942,7 @@
         </w:tc>
         <w:tc>
           <w:tcPr>
-            <w:tcW w:type="dxa" w:w="3324"/>
+            <w:tcW w:type="dxa" w:w="4536"/>
             <w:shd w:val="clear" w:color="auto" w:fill="D9D9D9"/>
           </w:tcPr>
           <w:p>
@@ -2168,7 +1962,7 @@
         </w:tc>
         <w:tc>
           <w:tcPr>
-            <w:tcW w:type="dxa" w:w="3324"/>
+            <w:tcW w:type="dxa" w:w="4252"/>
             <w:shd w:val="clear" w:color="auto" w:fill="D9D9D9"/>
           </w:tcPr>
           <w:p>
@@ -2190,7 +1984,7 @@
       <w:tr>
         <w:tc>
           <w:tcPr>
-            <w:tcW w:type="dxa" w:w="3324"/>
+            <w:tcW w:type="dxa" w:w="680"/>
           </w:tcPr>
           <w:p>
             <w:pPr>
@@ -2209,7 +2003,7 @@
         </w:tc>
         <w:tc>
           <w:tcPr>
-            <w:tcW w:type="dxa" w:w="3324"/>
+            <w:tcW w:type="dxa" w:w="4536"/>
           </w:tcPr>
           <w:p>
             <w:pPr>
@@ -2228,7 +2022,7 @@
         </w:tc>
         <w:tc>
           <w:tcPr>
-            <w:tcW w:type="dxa" w:w="3324"/>
+            <w:tcW w:type="dxa" w:w="4252"/>
           </w:tcPr>
           <w:p>
             <w:pPr>
@@ -2248,7 +2042,7 @@
       <w:tr>
         <w:tc>
           <w:tcPr>
-            <w:tcW w:type="dxa" w:w="3324"/>
+            <w:tcW w:type="dxa" w:w="680"/>
           </w:tcPr>
           <w:p>
             <w:pPr>
@@ -2267,7 +2061,7 @@
         </w:tc>
         <w:tc>
           <w:tcPr>
-            <w:tcW w:type="dxa" w:w="3324"/>
+            <w:tcW w:type="dxa" w:w="4536"/>
           </w:tcPr>
           <w:p>
             <w:pPr>
@@ -2286,7 +2080,7 @@
         </w:tc>
         <w:tc>
           <w:tcPr>
-            <w:tcW w:type="dxa" w:w="3324"/>
+            <w:tcW w:type="dxa" w:w="4252"/>
           </w:tcPr>
           <w:p>
             <w:pPr>
@@ -2306,7 +2100,7 @@
       <w:tr>
         <w:tc>
           <w:tcPr>
-            <w:tcW w:type="dxa" w:w="3324"/>
+            <w:tcW w:type="dxa" w:w="680"/>
           </w:tcPr>
           <w:p>
             <w:pPr>
@@ -2325,7 +2119,7 @@
         </w:tc>
         <w:tc>
           <w:tcPr>
-            <w:tcW w:type="dxa" w:w="3324"/>
+            <w:tcW w:type="dxa" w:w="4536"/>
           </w:tcPr>
           <w:p>
             <w:pPr>
@@ -2344,7 +2138,7 @@
         </w:tc>
         <w:tc>
           <w:tcPr>
-            <w:tcW w:type="dxa" w:w="3324"/>
+            <w:tcW w:type="dxa" w:w="4252"/>
           </w:tcPr>
           <w:p>
             <w:pPr>
@@ -2364,7 +2158,7 @@
       <w:tr>
         <w:tc>
           <w:tcPr>
-            <w:tcW w:type="dxa" w:w="3324"/>
+            <w:tcW w:type="dxa" w:w="680"/>
           </w:tcPr>
           <w:p>
             <w:pPr>
@@ -2383,7 +2177,7 @@
         </w:tc>
         <w:tc>
           <w:tcPr>
-            <w:tcW w:type="dxa" w:w="3324"/>
+            <w:tcW w:type="dxa" w:w="4536"/>
           </w:tcPr>
           <w:p>
             <w:pPr>
@@ -2402,7 +2196,7 @@
         </w:tc>
         <w:tc>
           <w:tcPr>
-            <w:tcW w:type="dxa" w:w="3324"/>
+            <w:tcW w:type="dxa" w:w="4252"/>
           </w:tcPr>
           <w:p>
             <w:pPr>
@@ -2422,7 +2216,7 @@
       <w:tr>
         <w:tc>
           <w:tcPr>
-            <w:tcW w:type="dxa" w:w="3324"/>
+            <w:tcW w:type="dxa" w:w="680"/>
           </w:tcPr>
           <w:p>
             <w:pPr>
@@ -2441,7 +2235,7 @@
         </w:tc>
         <w:tc>
           <w:tcPr>
-            <w:tcW w:type="dxa" w:w="3324"/>
+            <w:tcW w:type="dxa" w:w="4536"/>
           </w:tcPr>
           <w:p>
             <w:pPr>
@@ -2460,7 +2254,7 @@
         </w:tc>
         <w:tc>
           <w:tcPr>
-            <w:tcW w:type="dxa" w:w="3324"/>
+            <w:tcW w:type="dxa" w:w="4252"/>
           </w:tcPr>
           <w:p>
             <w:pPr>
@@ -2480,7 +2274,7 @@
       <w:tr>
         <w:tc>
           <w:tcPr>
-            <w:tcW w:type="dxa" w:w="3324"/>
+            <w:tcW w:type="dxa" w:w="680"/>
           </w:tcPr>
           <w:p>
             <w:pPr>
@@ -2499,7 +2293,7 @@
         </w:tc>
         <w:tc>
           <w:tcPr>
-            <w:tcW w:type="dxa" w:w="3324"/>
+            <w:tcW w:type="dxa" w:w="4536"/>
           </w:tcPr>
           <w:p>
             <w:pPr>
@@ -2518,7 +2312,7 @@
         </w:tc>
         <w:tc>
           <w:tcPr>
-            <w:tcW w:type="dxa" w:w="3324"/>
+            <w:tcW w:type="dxa" w:w="4252"/>
           </w:tcPr>
           <w:p>
             <w:pPr>
@@ -2538,7 +2332,7 @@
       <w:tr>
         <w:tc>
           <w:tcPr>
-            <w:tcW w:type="dxa" w:w="3324"/>
+            <w:tcW w:type="dxa" w:w="680"/>
           </w:tcPr>
           <w:p>
             <w:pPr>
@@ -2557,7 +2351,7 @@
         </w:tc>
         <w:tc>
           <w:tcPr>
-            <w:tcW w:type="dxa" w:w="3324"/>
+            <w:tcW w:type="dxa" w:w="4536"/>
           </w:tcPr>
           <w:p>
             <w:pPr>
@@ -2576,7 +2370,7 @@
         </w:tc>
         <w:tc>
           <w:tcPr>
-            <w:tcW w:type="dxa" w:w="3324"/>
+            <w:tcW w:type="dxa" w:w="4252"/>
           </w:tcPr>
           <w:p>
             <w:pPr>
@@ -2596,7 +2390,7 @@
       <w:tr>
         <w:tc>
           <w:tcPr>
-            <w:tcW w:type="dxa" w:w="3324"/>
+            <w:tcW w:type="dxa" w:w="680"/>
           </w:tcPr>
           <w:p>
             <w:pPr>
@@ -2615,7 +2409,7 @@
         </w:tc>
         <w:tc>
           <w:tcPr>
-            <w:tcW w:type="dxa" w:w="3324"/>
+            <w:tcW w:type="dxa" w:w="4536"/>
           </w:tcPr>
           <w:p>
             <w:pPr>
@@ -2634,7 +2428,7 @@
         </w:tc>
         <w:tc>
           <w:tcPr>
-            <w:tcW w:type="dxa" w:w="3324"/>
+            <w:tcW w:type="dxa" w:w="4252"/>
           </w:tcPr>
           <w:p>
             <w:pPr>
@@ -2654,7 +2448,7 @@
       <w:tr>
         <w:tc>
           <w:tcPr>
-            <w:tcW w:type="dxa" w:w="3324"/>
+            <w:tcW w:type="dxa" w:w="680"/>
           </w:tcPr>
           <w:p>
             <w:pPr>
@@ -2673,7 +2467,7 @@
         </w:tc>
         <w:tc>
           <w:tcPr>
-            <w:tcW w:type="dxa" w:w="3324"/>
+            <w:tcW w:type="dxa" w:w="4536"/>
           </w:tcPr>
           <w:p>
             <w:pPr>
@@ -2692,7 +2486,7 @@
         </w:tc>
         <w:tc>
           <w:tcPr>
-            <w:tcW w:type="dxa" w:w="3324"/>
+            <w:tcW w:type="dxa" w:w="4252"/>
           </w:tcPr>
           <w:p>
             <w:pPr>
@@ -2712,7 +2506,7 @@
       <w:tr>
         <w:tc>
           <w:tcPr>
-            <w:tcW w:type="dxa" w:w="3324"/>
+            <w:tcW w:type="dxa" w:w="680"/>
           </w:tcPr>
           <w:p>
             <w:pPr>
@@ -2731,7 +2525,7 @@
         </w:tc>
         <w:tc>
           <w:tcPr>
-            <w:tcW w:type="dxa" w:w="3324"/>
+            <w:tcW w:type="dxa" w:w="4536"/>
           </w:tcPr>
           <w:p>
             <w:pPr>
@@ -2750,7 +2544,7 @@
         </w:tc>
         <w:tc>
           <w:tcPr>
-            <w:tcW w:type="dxa" w:w="3324"/>
+            <w:tcW w:type="dxa" w:w="4252"/>
           </w:tcPr>
           <w:p>
             <w:pPr>
@@ -2770,7 +2564,7 @@
       <w:tr>
         <w:tc>
           <w:tcPr>
-            <w:tcW w:type="dxa" w:w="3324"/>
+            <w:tcW w:type="dxa" w:w="680"/>
           </w:tcPr>
           <w:p>
             <w:pPr>
@@ -2789,7 +2583,7 @@
         </w:tc>
         <w:tc>
           <w:tcPr>
-            <w:tcW w:type="dxa" w:w="3324"/>
+            <w:tcW w:type="dxa" w:w="4536"/>
           </w:tcPr>
           <w:p>
             <w:pPr>
@@ -2808,7 +2602,7 @@
         </w:tc>
         <w:tc>
           <w:tcPr>
-            <w:tcW w:type="dxa" w:w="3324"/>
+            <w:tcW w:type="dxa" w:w="4252"/>
           </w:tcPr>
           <w:p>
             <w:pPr>
@@ -2828,7 +2622,7 @@
       <w:tr>
         <w:tc>
           <w:tcPr>
-            <w:tcW w:type="dxa" w:w="3324"/>
+            <w:tcW w:type="dxa" w:w="680"/>
           </w:tcPr>
           <w:p>
             <w:pPr>
@@ -2847,7 +2641,7 @@
         </w:tc>
         <w:tc>
           <w:tcPr>
-            <w:tcW w:type="dxa" w:w="3324"/>
+            <w:tcW w:type="dxa" w:w="4536"/>
           </w:tcPr>
           <w:p>
             <w:pPr>
@@ -2866,7 +2660,7 @@
         </w:tc>
         <w:tc>
           <w:tcPr>
-            <w:tcW w:type="dxa" w:w="3324"/>
+            <w:tcW w:type="dxa" w:w="4252"/>
           </w:tcPr>
           <w:p>
             <w:pPr>
@@ -2886,7 +2680,7 @@
       <w:tr>
         <w:tc>
           <w:tcPr>
-            <w:tcW w:type="dxa" w:w="3324"/>
+            <w:tcW w:type="dxa" w:w="680"/>
           </w:tcPr>
           <w:p>
             <w:pPr>
@@ -2905,7 +2699,7 @@
         </w:tc>
         <w:tc>
           <w:tcPr>
-            <w:tcW w:type="dxa" w:w="3324"/>
+            <w:tcW w:type="dxa" w:w="4536"/>
           </w:tcPr>
           <w:p>
             <w:pPr>
@@ -2924,7 +2718,7 @@
         </w:tc>
         <w:tc>
           <w:tcPr>
-            <w:tcW w:type="dxa" w:w="3324"/>
+            <w:tcW w:type="dxa" w:w="4252"/>
           </w:tcPr>
           <w:p>
             <w:pPr>
@@ -2944,7 +2738,7 @@
       <w:tr>
         <w:tc>
           <w:tcPr>
-            <w:tcW w:type="dxa" w:w="3324"/>
+            <w:tcW w:type="dxa" w:w="680"/>
           </w:tcPr>
           <w:p>
             <w:pPr>
@@ -2963,7 +2757,7 @@
         </w:tc>
         <w:tc>
           <w:tcPr>
-            <w:tcW w:type="dxa" w:w="3324"/>
+            <w:tcW w:type="dxa" w:w="4536"/>
           </w:tcPr>
           <w:p>
             <w:pPr>
@@ -2982,7 +2776,7 @@
         </w:tc>
         <w:tc>
           <w:tcPr>
-            <w:tcW w:type="dxa" w:w="3324"/>
+            <w:tcW w:type="dxa" w:w="4252"/>
           </w:tcPr>
           <w:p>
             <w:pPr>
@@ -3002,7 +2796,7 @@
       <w:tr>
         <w:tc>
           <w:tcPr>
-            <w:tcW w:type="dxa" w:w="3324"/>
+            <w:tcW w:type="dxa" w:w="680"/>
           </w:tcPr>
           <w:p>
             <w:pPr>
@@ -3021,7 +2815,7 @@
         </w:tc>
         <w:tc>
           <w:tcPr>
-            <w:tcW w:type="dxa" w:w="3324"/>
+            <w:tcW w:type="dxa" w:w="4536"/>
           </w:tcPr>
           <w:p>
             <w:pPr>
@@ -3040,7 +2834,7 @@
         </w:tc>
         <w:tc>
           <w:tcPr>
-            <w:tcW w:type="dxa" w:w="3324"/>
+            <w:tcW w:type="dxa" w:w="4252"/>
           </w:tcPr>
           <w:p>
             <w:pPr>
@@ -3618,6 +3412,7 @@
                 <w:i w:val="0"/>
                 <w:sz w:val="22"/>
               </w:rPr>
+              <w:t>sprawdziany wstępne „wejściówki"; raport z wykonanego zadania; ocena pracy podczas ćwiczenia</w:t>
             </w:r>
           </w:p>
         </w:tc>
@@ -3675,6 +3470,7 @@
                 <w:i w:val="0"/>
                 <w:sz w:val="22"/>
               </w:rPr>
+              <w:t>sprawdziany wstępne „wejściówki"; raport z wykonanego zadania; ocena pracy podczas ćwiczenia</w:t>
             </w:r>
           </w:p>
         </w:tc>
@@ -3837,6 +3633,7 @@
                 <w:i w:val="0"/>
                 <w:sz w:val="22"/>
               </w:rPr>
+              <w:t>sprawdziany wstępne „wejściówki"; raport z wykonanego zadania; ocena pracy podczas ćwiczenia</w:t>
             </w:r>
           </w:p>
         </w:tc>
@@ -3894,6 +3691,7 @@
                 <w:i w:val="0"/>
                 <w:sz w:val="22"/>
               </w:rPr>
+              <w:t>sprawdziany wstępne „wejściówki"; raport z wykonanego zadania; ocena pracy podczas ćwiczenia</w:t>
             </w:r>
           </w:p>
         </w:tc>
@@ -4056,6 +3854,7 @@
                 <w:i w:val="0"/>
                 <w:sz w:val="22"/>
               </w:rPr>
+              <w:t>sprawdziany wstępne „wejściówki"; raport z wykonanego zadania; ocena pracy podczas ćwiczenia</w:t>
             </w:r>
           </w:p>
         </w:tc>
@@ -4113,6 +3912,7 @@
                 <w:i w:val="0"/>
                 <w:sz w:val="22"/>
               </w:rPr>
+              <w:t>sprawdziany wstępne „wejściówki"; raport z wykonanego zadania; ocena pracy podczas ćwiczenia</w:t>
             </w:r>
           </w:p>
         </w:tc>
@@ -4218,62 +4018,6 @@
                 <w:sz w:val="16"/>
               </w:rPr>
               <w:t>Wyposażenie specjalistyczne konieczne do realizacji przedmiotu</w:t>
-            </w:r>
-          </w:p>
-        </w:tc>
-      </w:tr>
-      <w:tr>
-        <w:tc>
-          <w:tcPr>
-            <w:tcW w:type="dxa" w:w="3324"/>
-          </w:tcPr>
-          <w:p>
-            <w:pPr>
-              <w:spacing w:before="20" w:after="20"/>
-            </w:pPr>
-            <w:r>
-              <w:rPr>
-                <w:rFonts w:ascii="Aptos" w:hAnsi="Aptos"/>
-                <w:b w:val="0"/>
-                <w:i w:val="0"/>
-                <w:sz w:val="22"/>
-              </w:rPr>
-            </w:r>
-          </w:p>
-        </w:tc>
-        <w:tc>
-          <w:tcPr>
-            <w:tcW w:type="dxa" w:w="3324"/>
-          </w:tcPr>
-          <w:p>
-            <w:pPr>
-              <w:spacing w:before="20" w:after="20"/>
-            </w:pPr>
-            <w:r>
-              <w:rPr>
-                <w:rFonts w:ascii="Aptos" w:hAnsi="Aptos"/>
-                <w:b w:val="0"/>
-                <w:i w:val="0"/>
-                <w:sz w:val="22"/>
-              </w:rPr>
-            </w:r>
-          </w:p>
-        </w:tc>
-        <w:tc>
-          <w:tcPr>
-            <w:tcW w:type="dxa" w:w="3324"/>
-          </w:tcPr>
-          <w:p>
-            <w:pPr>
-              <w:spacing w:before="20" w:after="20"/>
-            </w:pPr>
-            <w:r>
-              <w:rPr>
-                <w:rFonts w:ascii="Aptos" w:hAnsi="Aptos"/>
-                <w:b w:val="0"/>
-                <w:i w:val="0"/>
-                <w:sz w:val="22"/>
-              </w:rPr>
             </w:r>
           </w:p>
         </w:tc>
